--- a/RFID_개념과_활용분야.docx
+++ b/RFID_개념과_활용분야.docx
@@ -180,6 +180,124 @@
           <w:sz w:val="24"/>
         </w:rPr>
         <w:t>RFID는 비접촉·자동 인식이라는 핵심 강점을 바탕으로 물류, 교통, 의료 등 다양한 산업 분야에서 업무 효율과 데이터 정확성을 높이는 핵심 기술로 자리매김하고 있다. 사물인터넷(IoT)과의 융합이 가속화되면서 RFID의 활용 범위는 더욱 확대될 것으로 전망된다.</w:t>
+      </w:r>
+    </w:p>
+    <w:p>
+      <w:pPr>
+        <w:spacing w:before="0" w:after="0"/>
+      </w:pPr>
+      <w:r>
+        <w:br w:type="page"/>
+      </w:r>
+    </w:p>
+    <w:p>
+      <w:pPr>
+        <w:spacing w:before="0" w:after="160"/>
+        <w:jc w:val="left"/>
+      </w:pPr>
+      <w:r>
+        <w:rPr>
+          <w:b/>
+          <w:color w:val="1F497D"/>
+          <w:sz w:val="28"/>
+        </w:rPr>
+        <w:t>참고 문헌</w:t>
+      </w:r>
+    </w:p>
+    <w:p>
+      <w:pPr>
+        <w:spacing w:before="20" w:after="80"/>
+        <w:ind w:left="480" w:hanging="480"/>
+      </w:pPr>
+      <w:r>
+        <w:rPr>
+          <w:sz w:val="20"/>
+        </w:rPr>
+        <w:t>[1] Finkenzeller, K. (2010). RFID Handbook: Fundamentals and Applications in Contactless Smart Cards, Radio Frequency Identification and Near-Field Communication (3rd ed.). Wiley.</w:t>
+      </w:r>
+    </w:p>
+    <w:p>
+      <w:pPr>
+        <w:spacing w:before="20" w:after="80"/>
+        <w:ind w:left="480" w:hanging="480"/>
+      </w:pPr>
+      <w:r>
+        <w:rPr>
+          <w:sz w:val="20"/>
+        </w:rPr>
+        <w:t>[2] Want, R. (2006). An introduction to RFID technology. IEEE Pervasive Computing, 5(1), 25-33. https://doi.org/10.1109/MPRV.2006.11</w:t>
+      </w:r>
+    </w:p>
+    <w:p>
+      <w:pPr>
+        <w:spacing w:before="20" w:after="80"/>
+        <w:ind w:left="480" w:hanging="480"/>
+      </w:pPr>
+      <w:r>
+        <w:rPr>
+          <w:sz w:val="20"/>
+        </w:rPr>
+        <w:t>[3] Bhatt, H., &amp; Bhatt, G. (2005). RFID technology and its applications in information systems and supply chain management. Information Systems Management, 22(4), 51-65.</w:t>
+      </w:r>
+    </w:p>
+    <w:p>
+      <w:pPr>
+        <w:spacing w:before="20" w:after="80"/>
+        <w:ind w:left="480" w:hanging="480"/>
+      </w:pPr>
+      <w:r>
+        <w:rPr>
+          <w:sz w:val="20"/>
+        </w:rPr>
+        <w:t>[4] ISO/IEC 18000-6:2013. Information technology — Radio frequency identification for item management — Part 6: Parameters for air interface communications at 860 MHz to 960 MHz General. ISO.</w:t>
+      </w:r>
+    </w:p>
+    <w:p>
+      <w:pPr>
+        <w:spacing w:before="20" w:after="80"/>
+        <w:ind w:left="480" w:hanging="480"/>
+      </w:pPr>
+      <w:r>
+        <w:rPr>
+          <w:sz w:val="20"/>
+        </w:rPr>
+        <w:t>[5] EPCglobal. (2008). EPC Radio-Frequency Identity Protocols Class-1 Generation-2 UHF RFID Protocol for Communications at 860 MHz–960 MHz (Version 1.2.0). GS1.</w:t>
+      </w:r>
+    </w:p>
+    <w:p>
+      <w:pPr>
+        <w:spacing w:before="20" w:after="80"/>
+        <w:ind w:left="480" w:hanging="480"/>
+      </w:pPr>
+      <w:r>
+        <w:rPr>
+          <w:sz w:val="20"/>
+        </w:rPr>
+        <w:t>[6] 한국도로공사. (2024). 하이패스 시스템 소개. https://www.ex.co.kr</w:t>
+      </w:r>
+    </w:p>
+    <w:p>
+      <w:pPr>
+        <w:spacing w:before="20" w:after="80"/>
+        <w:ind w:left="480" w:hanging="480"/>
+      </w:pPr>
+      <w:r>
+        <w:rPr>
+          <w:sz w:val="20"/>
+        </w:rPr>
+        <w:t>[7] 식품의약품안전처. (2022). 의료기기 고유식별코드(UDI) 제도 안내. 식품의약품안전처.</w:t>
+      </w:r>
+    </w:p>
+    <w:p>
+      <w:pPr>
+        <w:spacing w:before="20" w:after="80"/>
+        <w:ind w:left="480" w:hanging="480"/>
+      </w:pPr>
+      <w:r>
+        <w:rPr>
+          <w:sz w:val="20"/>
+        </w:rPr>
+        <w:t>[8] 한국정보통신기술협회(TTA). (2021). RFID 기술 동향 및 표준화 현황. TTA Journal, 196, 42-48.</w:t>
       </w:r>
     </w:p>
     <w:sectPr>
